--- a/docs/english-animated/build/b21-unit09/EnglishAnimated_B21_Unit09.docx
+++ b/docs/english-animated/build/b21-unit09/EnglishAnimated_B21_Unit09.docx
@@ -386,13 +386,13 @@
         <w:t xml:space="preserve"> </w:t>
       </w:r>
       <w:r>
-        <w:t xml:space="preserve">the page proof, above the fold · the news list for the day · the running order, pinned ·</w:t>
-      </w:r>
-      <w:r>
-        <w:t xml:space="preserve"> </w:t>
-      </w:r>
-      <w:r>
-        <w:t xml:space="preserve">the spike, with two stories on it · the wire feed, scrolling ·</w:t>
+        <w:t xml:space="preserve">the page proof, the top of the page marked · the running order, pinned ·</w:t>
+      </w:r>
+      <w:r>
+        <w:t xml:space="preserve"> </w:t>
+      </w:r>
+      <w:r>
+        <w:t xml:space="preserve">the circulation board, three channels · the brief for tomorrow, one page ·</w:t>
       </w:r>
       <w:r>
         <w:t xml:space="preserve"> </w:t>
@@ -588,13 +588,13 @@
         <w:t xml:space="preserve">One newsroom, in section — Twelve words, and the layer each one lives on. Copy falls from the top.</w:t>
       </w:r>
     </w:p>
-    <w:bookmarkStart w:id="31" w:name="X683415c66ef7fe18bb6246677d612b236bc7dcf"/>
+    <w:bookmarkStart w:id="31" w:name="Xccc581a3fa3658e7d7219b4a958f177ba966a59"/>
     <w:p>
       <w:pPr>
         <w:pStyle w:val="Heading3"/>
       </w:pPr>
       <w:r>
-        <w:t xml:space="preserve">1A · Meet — the words of a newsroom</w:t>
+        <w:t xml:space="preserve">1A · Meet — the words of a publication</w:t>
       </w:r>
     </w:p>
     <w:p>
@@ -646,7 +646,7 @@
           <w:bCs/>
           <w:b/>
         </w:rPr>
-        <w:t xml:space="preserve">spike</w:t>
+        <w:t xml:space="preserve">channel</w:t>
       </w:r>
       <w:r>
         <w:t xml:space="preserve"> </w:t>
@@ -678,7 +678,7 @@
           <w:bCs/>
           <w:b/>
         </w:rPr>
-        <w:t xml:space="preserve">splash</w:t>
+        <w:t xml:space="preserve">circulation</w:t>
       </w:r>
       <w:r>
         <w:t xml:space="preserve"> </w:t>
@@ -694,7 +694,7 @@
           <w:bCs/>
           <w:b/>
         </w:rPr>
-        <w:t xml:space="preserve">subeditor</w:t>
+        <w:t xml:space="preserve">subscriber</w:t>
       </w:r>
       <w:r>
         <w:t xml:space="preserve"> </w:t>
@@ -710,7 +710,7 @@
           <w:bCs/>
           <w:b/>
         </w:rPr>
-        <w:t xml:space="preserve">copytaster</w:t>
+        <w:t xml:space="preserve">format</w:t>
       </w:r>
       <w:r>
         <w:t xml:space="preserve"> </w:t>
@@ -726,7 +726,7 @@
           <w:bCs/>
           <w:b/>
         </w:rPr>
-        <w:t xml:space="preserve">galley</w:t>
+        <w:t xml:space="preserve">turnaround</w:t>
       </w:r>
       <w:r>
         <w:t xml:space="preserve"> </w:t>
@@ -790,17 +790,17 @@
           <w:bCs/>
           <w:b/>
         </w:rPr>
-        <w:t xml:space="preserve">wire</w:t>
+        <w:t xml:space="preserve">brief</w:t>
       </w:r>
     </w:p>
     <w:bookmarkEnd w:id="31"/>
-    <w:bookmarkStart w:id="32" w:name="X99ed7a853b11941028c8e481bdad28e9445f6c3"/>
+    <w:bookmarkStart w:id="32" w:name="X399837a0b6324a4f2798caa9c21d760e694be2d"/>
     <w:p>
       <w:pPr>
         <w:pStyle w:val="Heading3"/>
       </w:pPr>
       <w:r>
-        <w:t xml:space="preserve">1B · Sort — a person or a group, a place or a time, or a document?</w:t>
+        <w:t xml:space="preserve">1B · Sort — people, a time or a shape, or what carries it?</w:t>
       </w:r>
     </w:p>
     <w:p>
@@ -818,21 +818,21 @@
           <w:bCs/>
           <w:b/>
         </w:rPr>
-        <w:t xml:space="preserve">One of the twelve is also a verb, and it is the verb nobody wants done to their</w:t>
-      </w:r>
-      <w:r>
-        <w:rPr>
-          <w:bCs/>
-          <w:b/>
-        </w:rPr>
-        <w:t xml:space="preserve"> </w:t>
-      </w:r>
-      <w:r>
-        <w:rPr>
-          <w:bCs/>
-          <w:b/>
-        </w:rPr>
-        <w:t xml:space="preserve">story.</w:t>
+        <w:t xml:space="preserve">One of the twelve is a piece of furniture and a group of people, and in this</w:t>
+      </w:r>
+      <w:r>
+        <w:rPr>
+          <w:bCs/>
+          <w:b/>
+        </w:rPr>
+        <w:t xml:space="preserve"> </w:t>
+      </w:r>
+      <w:r>
+        <w:rPr>
+          <w:bCs/>
+          <w:b/>
+        </w:rPr>
+        <w:t xml:space="preserve">building it is almost always the second.</w:t>
       </w:r>
     </w:p>
     <w:p>
@@ -840,23 +840,23 @@
         <w:pStyle w:val="BlockText"/>
       </w:pPr>
       <w:r>
-        <w:t xml:space="preserve">subeditor · slot · style guide · desk · spike · wire · copytaster · splash · house style ·</w:t>
-      </w:r>
-      <w:r>
-        <w:t xml:space="preserve"> </w:t>
-      </w:r>
-      <w:r>
-        <w:t xml:space="preserve">conference · galley · deadline</w:t>
+        <w:t xml:space="preserve">turnaround · desk · brief · circulation · subscriber · format · conference · channel · slot ·</w:t>
+      </w:r>
+      <w:r>
+        <w:t xml:space="preserve"> </w:t>
+      </w:r>
+      <w:r>
+        <w:t xml:space="preserve">house style · style guide · deadline</w:t>
       </w:r>
     </w:p>
     <w:bookmarkEnd w:id="32"/>
-    <w:bookmarkStart w:id="33" w:name="X33e0adb3f40c3d79f09a91e5a7b23b4589341fd"/>
+    <w:bookmarkStart w:id="33" w:name="X01310a98f4785abf930392fc6f91defccd75fdf"/>
     <w:p>
       <w:pPr>
         <w:pStyle w:val="Heading3"/>
       </w:pPr>
       <w:r>
-        <w:t xml:space="preserve">1C · Meet — the five places a story can be</w:t>
+        <w:t xml:space="preserve">1C · Meet — the five phrases a deadline produces</w:t>
       </w:r>
     </w:p>
     <w:tbl>
@@ -904,7 +904,7 @@
                 <w:bCs/>
                 <w:b/>
               </w:rPr>
-              <w:t xml:space="preserve">above the fold</w:t>
+              <w:t xml:space="preserve">the top of the page</w:t>
             </w:r>
           </w:p>
         </w:tc>
@@ -916,7 +916,7 @@
               <w:jc w:val="left"/>
             </w:pPr>
             <w:r>
-              <w:t xml:space="preserve">The top half of page one. The only part visible on a newsstand.</w:t>
+              <w:t xml:space="preserve">The part everybody sees and almost nobody scrolls past.</w:t>
             </w:r>
           </w:p>
         </w:tc>
@@ -934,7 +934,7 @@
                 <w:bCs/>
                 <w:b/>
               </w:rPr>
-              <w:t xml:space="preserve">the back of the book</w:t>
+              <w:t xml:space="preserve">a tight deadline</w:t>
             </w:r>
           </w:p>
         </w:tc>
@@ -946,7 +946,7 @@
               <w:jc w:val="left"/>
             </w:pPr>
             <w:r>
-              <w:t xml:space="preserve">The pages nobody turns to, where good writing goes to be unread.</w:t>
+              <w:t xml:space="preserve">Not a short one. One with nothing after it.</w:t>
             </w:r>
           </w:p>
         </w:tc>
@@ -964,7 +964,7 @@
                 <w:bCs/>
                 <w:b/>
               </w:rPr>
-              <w:t xml:space="preserve">on the stone</w:t>
+              <w:t xml:space="preserve">in good time</w:t>
             </w:r>
           </w:p>
         </w:tc>
@@ -976,7 +976,7 @@
               <w:jc w:val="left"/>
             </w:pPr>
             <w:r>
-              <w:t xml:space="preserve">Made up, laid out, and almost impossible to change.</w:t>
+              <w:t xml:space="preserve">Early enough that somebody else can still change their mind.</w:t>
             </w:r>
           </w:p>
         </w:tc>
@@ -994,7 +994,7 @@
                 <w:bCs/>
                 <w:b/>
               </w:rPr>
-              <w:t xml:space="preserve">the second edition</w:t>
+              <w:t xml:space="preserve">a quiet week</w:t>
             </w:r>
           </w:p>
         </w:tc>
@@ -1006,7 +1006,7 @@
               <w:jc w:val="left"/>
             </w:pPr>
             <w:r>
-              <w:t xml:space="preserve">Another chance, four hours later, for a fifth of the readers.</w:t>
+              <w:t xml:space="preserve">When a piece runs that would not have run in a busy one.</w:t>
             </w:r>
           </w:p>
         </w:tc>
@@ -1024,7 +1024,7 @@
                 <w:bCs/>
                 <w:b/>
               </w:rPr>
-              <w:t xml:space="preserve">a slow news day</w:t>
+              <w:t xml:space="preserve">the last word</w:t>
             </w:r>
           </w:p>
         </w:tc>
@@ -1036,7 +1036,7 @@
               <w:jc w:val="left"/>
             </w:pPr>
             <w:r>
-              <w:t xml:space="preserve">When a story runs that would not have run on Tuesday.</w:t>
+              <w:t xml:space="preserve">Not the final sentence. The person who decides there will be no more.</w:t>
             </w:r>
           </w:p>
         </w:tc>
@@ -1057,7 +1057,13 @@
         <w:pStyle w:val="FirstParagraph"/>
       </w:pPr>
       <w:r>
-        <w:t xml:space="preserve">Complete each one, and say which of the five is a measure of a person rather than a story.</w:t>
+        <w:t xml:space="preserve">Complete each one, and say which of the five is a measure of a person rather than of a piece of</w:t>
+      </w:r>
+      <w:r>
+        <w:t xml:space="preserve"> </w:t>
+      </w:r>
+      <w:r>
+        <w:t xml:space="preserve">writing.</w:t>
       </w:r>
     </w:p>
     <w:p>
@@ -1085,7 +1091,7 @@
           <w:bCs/>
           <w:b/>
         </w:rPr>
-        <w:t xml:space="preserve">hold the front page</w:t>
+        <w:t xml:space="preserve">a final version</w:t>
       </w:r>
       <w:r>
         <w:t xml:space="preserve"> </w:t>
@@ -1101,7 +1107,7 @@
           <w:bCs/>
           <w:b/>
         </w:rPr>
-        <w:t xml:space="preserve">the news list</w:t>
+        <w:t xml:space="preserve">a house voice</w:t>
       </w:r>
       <w:r>
         <w:t xml:space="preserve"> </w:t>
@@ -1157,7 +1163,7 @@
         <w:pStyle w:val="Compact"/>
       </w:pPr>
       <w:r>
-        <w:t xml:space="preserve">The newsletter has ______ ______ ______ ; the paper has a page.</w:t>
+        <w:t xml:space="preserve">______ ______ ______ after six costs money and is sometimes worth it.</w:t>
       </w:r>
     </w:p>
     <w:p>
@@ -1169,7 +1175,7 @@
         <w:pStyle w:val="Compact"/>
       </w:pPr>
       <w:r>
-        <w:t xml:space="preserve">Nobody has said ______ ______ ______ ______ in this building since 1994.</w:t>
+        <w:t xml:space="preserve">The guide exists to produce ______ ______ ______ , and it now has to produce three.</w:t>
       </w:r>
     </w:p>
     <w:p>
@@ -1181,7 +1187,7 @@
         <w:pStyle w:val="Compact"/>
       </w:pPr>
       <w:r>
-        <w:t xml:space="preserve">______ ______ ______ after six costs money and is sometimes worth it.</w:t>
+        <w:t xml:space="preserve">Nobody sends ______ ______ ______ on a Friday without being asked twice.</w:t>
       </w:r>
     </w:p>
     <w:p>
@@ -1295,7 +1301,7 @@
           <w:iCs/>
           <w:i/>
         </w:rPr>
-        <w:t xml:space="preserve">that is a splash</w:t>
+        <w:t xml:space="preserve">that can wait</w:t>
       </w:r>
       <w:r>
         <w:t xml:space="preserve"> </w:t>
@@ -1321,7 +1327,7 @@
           <w:iCs/>
           <w:i/>
         </w:rPr>
-        <w:t xml:space="preserve">it will not make the paper</w:t>
+        <w:t xml:space="preserve">it will not make the cut</w:t>
       </w:r>
     </w:p>
     <w:p>
@@ -1333,19 +1339,13 @@
           <w:bCs/>
           <w:b/>
         </w:rPr>
-        <w:t xml:space="preserve">Two of these fixed expressions are decisions and one is a judgement.</w:t>
-      </w:r>
-      <w:r>
-        <w:t xml:space="preserve"> </w:t>
-      </w:r>
-      <w:r>
-        <w:t xml:space="preserve">Which is the judgement,</w:t>
-      </w:r>
-      <w:r>
-        <w:t xml:space="preserve"> </w:t>
-      </w:r>
-      <w:r>
-        <w:t xml:space="preserve">and who in the room is allowed to make it?</w:t>
+        <w:t xml:space="preserve">Two of these fixed expressions decide what happens today and one decides what happens never.</w:t>
+      </w:r>
+      <w:r>
+        <w:t xml:space="preserve"> </w:t>
+      </w:r>
+      <w:r>
+        <w:t xml:space="preserve">Which is which, and who in the room is allowed to say the third?</w:t>
       </w:r>
     </w:p>
     <w:bookmarkEnd w:id="35"/>
@@ -1409,7 +1409,7 @@
           <wp:inline>
             <wp:extent cx="5334000" cy="2800350"/>
             <wp:effectExtent b="0" l="0" r="0" t="0"/>
-            <wp:docPr descr="A subeditor and a newsletter writer across a conference table with the style guide and a phone between them, each with two speech balloons and a thought balloon." title="" id="39" name="Picture"/>
+            <wp:docPr descr="A print editor and a newsletter writer across a conference table with the style guide and a phone between them, each with two speech balloons and a thought balloon." title="" id="39" name="Picture"/>
             <a:graphic>
               <a:graphicData uri="http://schemas.openxmlformats.org/drawingml/2006/picture">
                 <pic:pic>
@@ -1759,7 +1759,7 @@
         <w:pStyle w:val="Compact"/>
       </w:pPr>
       <w:r>
-        <w:t xml:space="preserve">The app version is the shortest of the three. ☐ T ☐ F</w:t>
+        <w:t xml:space="preserve">The app version is made by cutting the print version. ☐ T ☐ F</w:t>
       </w:r>
     </w:p>
     <w:p>
@@ -4522,7 +4522,13 @@
         <w:pStyle w:val="BlockText"/>
       </w:pPr>
       <w:r>
-        <w:t xml:space="preserve">however · accordingly · meanwhile · whereby · nevertheless · hence · thereafter · thereby</w:t>
+        <w:t xml:space="preserve">however · nevertheless · meanwhile · thereafter · thereby · whereby · accordingly ·</w:t>
+      </w:r>
+      <w:r>
+        <w:t xml:space="preserve"> </w:t>
+      </w:r>
+      <w:r>
+        <w:t xml:space="preserve">hence</w:t>
       </w:r>
     </w:p>
     <w:bookmarkEnd w:id="77"/>
@@ -4970,17 +4976,17 @@
         <w:pStyle w:val="Compact"/>
       </w:pPr>
       <w:r>
-        <w:t xml:space="preserve">The app has more readers. It has no style guide.</w:t>
-      </w:r>
-      <w:r>
-        <w:t xml:space="preserve"> </w:t>
-      </w:r>
-      <w:r>
-        <w:rPr>
-          <w:iCs/>
-          <w:i/>
-        </w:rPr>
-        <w:t xml:space="preserve">(contrast)</w:t>
+        <w:t xml:space="preserve">You may dispute the count. The survey is separate.</w:t>
+      </w:r>
+      <w:r>
+        <w:t xml:space="preserve"> </w:t>
+      </w:r>
+      <w:r>
+        <w:rPr>
+          <w:iCs/>
+          <w:i/>
+        </w:rPr>
+        <w:t xml:space="preserve">(dismissal)</w:t>
       </w:r>
     </w:p>
     <w:p>
@@ -5014,17 +5020,17 @@
         <w:pStyle w:val="Compact"/>
       </w:pPr>
       <w:r>
-        <w:t xml:space="preserve">The markers were counted. The readers were surveyed.</w:t>
-      </w:r>
-      <w:r>
-        <w:t xml:space="preserve"> </w:t>
-      </w:r>
-      <w:r>
-        <w:rPr>
-          <w:iCs/>
-          <w:i/>
-        </w:rPr>
-        <w:t xml:space="preserve">(sequence)</w:t>
+        <w:t xml:space="preserve">The rule was agreed. Every channel now states its own density.</w:t>
+      </w:r>
+      <w:r>
+        <w:t xml:space="preserve"> </w:t>
+      </w:r>
+      <w:r>
+        <w:rPr>
+          <w:iCs/>
+          <w:i/>
+        </w:rPr>
+        <w:t xml:space="preserve">(formal result, written)</w:t>
       </w:r>
     </w:p>
     <w:p>
@@ -5036,17 +5042,17 @@
         <w:pStyle w:val="Compact"/>
       </w:pPr>
       <w:r>
-        <w:t xml:space="preserve">The newsletter is informal. It is the most read thing the paper makes.</w:t>
-      </w:r>
-      <w:r>
-        <w:t xml:space="preserve"> </w:t>
-      </w:r>
-      <w:r>
-        <w:rPr>
-          <w:iCs/>
-          <w:i/>
-        </w:rPr>
-        <w:t xml:space="preserve">(concession)</w:t>
+        <w:t xml:space="preserve">The print desk objected. The newsletter went out unchanged.</w:t>
+      </w:r>
+      <w:r>
+        <w:t xml:space="preserve"> </w:t>
+      </w:r>
+      <w:r>
+        <w:rPr>
+          <w:iCs/>
+          <w:i/>
+        </w:rPr>
+        <w:t xml:space="preserve">(simultaneous)</w:t>
       </w:r>
     </w:p>
     <w:p>
@@ -5058,17 +5064,17 @@
         <w:pStyle w:val="Compact"/>
       </w:pPr>
       <w:r>
-        <w:t xml:space="preserve">You may dispute the count. The survey is separate.</w:t>
-      </w:r>
-      <w:r>
-        <w:t xml:space="preserve"> </w:t>
-      </w:r>
-      <w:r>
-        <w:rPr>
-          <w:iCs/>
-          <w:i/>
-        </w:rPr>
-        <w:t xml:space="preserve">(dismissal)</w:t>
+        <w:t xml:space="preserve">The guide has one voice. The paper has three readers.</w:t>
+      </w:r>
+      <w:r>
+        <w:t xml:space="preserve"> </w:t>
+      </w:r>
+      <w:r>
+        <w:rPr>
+          <w:iCs/>
+          <w:i/>
+        </w:rPr>
+        <w:t xml:space="preserve">(formal contrast, written)</w:t>
       </w:r>
     </w:p>
     <w:p>
@@ -5080,17 +5086,17 @@
         <w:pStyle w:val="Compact"/>
       </w:pPr>
       <w:r>
-        <w:t xml:space="preserve">The print desk objected. The newsletter went out unchanged.</w:t>
-      </w:r>
-      <w:r>
-        <w:t xml:space="preserve"> </w:t>
-      </w:r>
-      <w:r>
-        <w:rPr>
-          <w:iCs/>
-          <w:i/>
-        </w:rPr>
-        <w:t xml:space="preserve">(simultaneous)</w:t>
+        <w:t xml:space="preserve">The newsletter is informal. It is the most read thing the paper makes.</w:t>
+      </w:r>
+      <w:r>
+        <w:t xml:space="preserve"> </w:t>
+      </w:r>
+      <w:r>
+        <w:rPr>
+          <w:iCs/>
+          <w:i/>
+        </w:rPr>
+        <w:t xml:space="preserve">(concession)</w:t>
       </w:r>
     </w:p>
     <w:p>
@@ -5102,17 +5108,17 @@
         <w:pStyle w:val="Compact"/>
       </w:pPr>
       <w:r>
-        <w:t xml:space="preserve">The guide has one voice. The paper has three readers.</w:t>
-      </w:r>
-      <w:r>
-        <w:t xml:space="preserve"> </w:t>
-      </w:r>
-      <w:r>
-        <w:rPr>
-          <w:iCs/>
-          <w:i/>
-        </w:rPr>
-        <w:t xml:space="preserve">(formal contrast, written)</w:t>
+        <w:t xml:space="preserve">The markers were counted. The readers were surveyed.</w:t>
+      </w:r>
+      <w:r>
+        <w:t xml:space="preserve"> </w:t>
+      </w:r>
+      <w:r>
+        <w:rPr>
+          <w:iCs/>
+          <w:i/>
+        </w:rPr>
+        <w:t xml:space="preserve">(sequence)</w:t>
       </w:r>
     </w:p>
     <w:p>
@@ -5124,17 +5130,17 @@
         <w:pStyle w:val="Compact"/>
       </w:pPr>
       <w:r>
-        <w:t xml:space="preserve">The rule was agreed. Every channel now states its own density.</w:t>
-      </w:r>
-      <w:r>
-        <w:t xml:space="preserve"> </w:t>
-      </w:r>
-      <w:r>
-        <w:rPr>
-          <w:iCs/>
-          <w:i/>
-        </w:rPr>
-        <w:t xml:space="preserve">(formal result, written)</w:t>
+        <w:t xml:space="preserve">The app has more readers. It has no style guide.</w:t>
+      </w:r>
+      <w:r>
+        <w:t xml:space="preserve"> </w:t>
+      </w:r>
+      <w:r>
+        <w:rPr>
+          <w:iCs/>
+          <w:i/>
+        </w:rPr>
+        <w:t xml:space="preserve">(contrast)</w:t>
       </w:r>
     </w:p>
     <w:p>
@@ -7393,7 +7399,7 @@
         <w:pStyle w:val="Compact"/>
       </w:pPr>
       <w:r>
-        <w:t xml:space="preserve">They will ______ ______ it until the second edition.</w:t>
+        <w:t xml:space="preserve">They will ______ ______ it until Monday.</w:t>
       </w:r>
       <w:r>
         <w:t xml:space="preserve"> </w:t>
@@ -7590,61 +7596,61 @@
           <w:bCs/>
           <w:b/>
         </w:rPr>
-        <w:t xml:space="preserve">PEOPLE AND GROUPS</w:t>
-      </w:r>
-      <w:r>
-        <w:t xml:space="preserve"> </w:t>
-      </w:r>
-      <w:r>
-        <w:t xml:space="preserve">· subeditor · copytaster · desk · conference</w:t>
-      </w:r>
-      <w:r>
-        <w:t xml:space="preserve"> </w:t>
-      </w:r>
-      <w:r>
-        <w:rPr>
-          <w:bCs/>
-          <w:b/>
-        </w:rPr>
-        <w:t xml:space="preserve">PLACES AND TIMES</w:t>
-      </w:r>
-      <w:r>
-        <w:t xml:space="preserve"> </w:t>
-      </w:r>
-      <w:r>
-        <w:t xml:space="preserve">· slot · splash · spike · galley · deadline</w:t>
-      </w:r>
-      <w:r>
-        <w:t xml:space="preserve"> </w:t>
-      </w:r>
-      <w:r>
-        <w:rPr>
-          <w:bCs/>
-          <w:b/>
-        </w:rPr>
-        <w:t xml:space="preserve">DOCUMENTS AND SOURCES</w:t>
-      </w:r>
-      <w:r>
-        <w:t xml:space="preserve"> </w:t>
-      </w:r>
-      <w:r>
-        <w:t xml:space="preserve">· style guide · house style · wire</w:t>
-      </w:r>
-      <w:r>
-        <w:t xml:space="preserve"> </w:t>
-      </w:r>
-      <w:r>
-        <w:rPr>
-          <w:bCs/>
-          <w:b/>
-        </w:rPr>
-        <w:t xml:space="preserve">WHERE A STORY CAN BE</w:t>
-      </w:r>
-      <w:r>
-        <w:t xml:space="preserve"> </w:t>
-      </w:r>
-      <w:r>
-        <w:t xml:space="preserve">· above the fold · the back of the book · on the stone · the second edition · a slow news day</w:t>
+        <w:t xml:space="preserve">PEOPLE AND THE ROOMS THEY ARE IN</w:t>
+      </w:r>
+      <w:r>
+        <w:t xml:space="preserve"> </w:t>
+      </w:r>
+      <w:r>
+        <w:t xml:space="preserve">· desk · conference · subscriber</w:t>
+      </w:r>
+      <w:r>
+        <w:t xml:space="preserve"> </w:t>
+      </w:r>
+      <w:r>
+        <w:rPr>
+          <w:bCs/>
+          <w:b/>
+        </w:rPr>
+        <w:t xml:space="preserve">A TIME OR A SHAPE</w:t>
+      </w:r>
+      <w:r>
+        <w:t xml:space="preserve"> </w:t>
+      </w:r>
+      <w:r>
+        <w:t xml:space="preserve">· deadline · slot · turnaround · format · brief</w:t>
+      </w:r>
+      <w:r>
+        <w:t xml:space="preserve"> </w:t>
+      </w:r>
+      <w:r>
+        <w:rPr>
+          <w:bCs/>
+          <w:b/>
+        </w:rPr>
+        <w:t xml:space="preserve">WHAT CARRIES IT AND WHAT GOVERNS IT</w:t>
+      </w:r>
+      <w:r>
+        <w:t xml:space="preserve"> </w:t>
+      </w:r>
+      <w:r>
+        <w:t xml:space="preserve">· channel · circulation · style guide · house style</w:t>
+      </w:r>
+      <w:r>
+        <w:t xml:space="preserve"> </w:t>
+      </w:r>
+      <w:r>
+        <w:rPr>
+          <w:bCs/>
+          <w:b/>
+        </w:rPr>
+        <w:t xml:space="preserve">WHAT A DEADLINE PRODUCES</w:t>
+      </w:r>
+      <w:r>
+        <w:t xml:space="preserve"> </w:t>
+      </w:r>
+      <w:r>
+        <w:t xml:space="preserve">· a tight deadline · the top of the page · in good time · a quiet week · the last word</w:t>
       </w:r>
       <w:r>
         <w:t xml:space="preserve"> </w:t>
@@ -7660,7 +7666,7 @@
         <w:t xml:space="preserve"> </w:t>
       </w:r>
       <w:r>
-        <w:t xml:space="preserve">· a late change · hold the front page · the news list · a running order · filed on time</w:t>
+        <w:t xml:space="preserve">· a late change · a final version · a house voice · a running order · filed on time</w:t>
       </w:r>
       <w:r>
         <w:t xml:space="preserve"> </w:t>
@@ -7692,7 +7698,7 @@
         <w:t xml:space="preserve"> </w:t>
       </w:r>
       <w:r>
-        <w:t xml:space="preserve">· we are going with it · that is a splash · it will not make the paper</w:t>
+        <w:t xml:space="preserve">· we are going with it · that can wait · it will not make the cut</w:t>
       </w:r>
       <w:r>
         <w:t xml:space="preserve"> </w:t>
